--- a/Parallel_Trends_OLS.docx
+++ b/Parallel_Trends_OLS.docx
@@ -26,9 +26,9 @@
         <w:br/>
         <w:t>Method:                 Least Squares   F-statistic:                     65.83</w:t>
         <w:br/>
-        <w:t>Date:                Sat, 24 Jan 2026   Prob (F-statistic):           5.19e-07</w:t>
+        <w:t>Date:                Tue, 19 May 2026   Prob (F-statistic):           5.19e-07</w:t>
         <w:br/>
-        <w:t>Time:                        15:16:05   Log-Likelihood:                 41.672</w:t>
+        <w:t>Time:                        16:05:56   Log-Likelihood:                 41.672</w:t>
         <w:br/>
         <w:t>No. Observations:                  80   AIC:                            -49.34</w:t>
         <w:br/>
@@ -52,11 +52,11 @@
         <w:br/>
         <w:t>C(Year)[T.2017]                             -0.0090      0.075     -0.120      0.904      -0.156       0.138</w:t>
         <w:br/>
-        <w:t>C(Province)[T.British Columbia]              0.0647   4.27e-16   1.52e+14      0.000       0.065       0.065</w:t>
+        <w:t>C(Province)[T.British Columbia]              0.0647   4.88e-16   1.32e+14      0.000       0.065       0.065</w:t>
         <w:br/>
-        <w:t>C(Province)[T.Manitoba]                     -0.6731   1.52e-16  -4.42e+15      0.000      -0.673      -0.673</w:t>
+        <w:t>C(Province)[T.Manitoba]                     -0.6731   9.35e-17   -7.2e+15      0.000      -0.673      -0.673</w:t>
         <w:br/>
-        <w:t>C(Province)[T.New Brunswick]                -0.7498   1.45e-15  -5.17e+14      0.000      -0.750      -0.750</w:t>
+        <w:t>C(Province)[T.New Brunswick]                -0.7498   1.71e-15  -4.38e+14      0.000      -0.750      -0.750</w:t>
         <w:br/>
         <w:t>C(Province)[T.Newfoundland and Labrador]    -1.0006   1.51e-16  -6.61e+15      0.000      -1.001      -1.001</w:t>
         <w:br/>
@@ -68,7 +68,7 @@
         <w:br/>
         <w:t>C(Province)[T.Quebec]                       -0.1609   1.66e-16   -9.7e+14      0.000      -0.161      -0.161</w:t>
         <w:br/>
-        <w:t>C(Province)[T.Saskatchewan]                 -0.5404   9.59e-16  -5.64e+14      0.000      -0.540      -0.540</w:t>
+        <w:t>C(Province)[T.Saskatchewan]                 -0.5404   7.01e-16  -7.71e+14      0.000      -0.540      -0.540</w:t>
         <w:br/>
         <w:t>Treat                                       -0.5225      0.065     -8.025      0.000      -0.650      -0.395</w:t>
         <w:br/>
